--- a/app/backend/templates/LOAN_AGREEMENT_SALARY.docx
+++ b/app/backend/templates/LOAN_AGREEMENT_SALARY.docx
@@ -54,25 +54,7 @@
           <w:szCs w:val="15"/>
           <w:lang w:val="en-ID"/>
         </w:rPr>
-        <w:t xml:space="preserve">[ ] ATM [ ] PDC [ ] </w:t>
-      </w:r>
-      <w:proofErr w:type="spellStart"/>
-      <w:r>
-        <w:rPr>
-          <w:sz w:val="15"/>
-          <w:szCs w:val="15"/>
-          <w:lang w:val="en-ID"/>
-        </w:rPr>
-        <w:t>Dragonpay</w:t>
-      </w:r>
-      <w:proofErr w:type="spellEnd"/>
-      <w:r>
-        <w:rPr>
-          <w:sz w:val="15"/>
-          <w:szCs w:val="15"/>
-          <w:lang w:val="en-ID"/>
-        </w:rPr>
-        <w:t xml:space="preserve"> [ ] Special</w:t>
+        <w:t>[ ] ATM [ ] PDC [ ] Dragonpay [ ] Special</w:t>
       </w:r>
     </w:p>
     <w:p>
@@ -245,23 +227,7 @@
           <w:sz w:val="15"/>
           <w:szCs w:val="15"/>
         </w:rPr>
-        <w:t xml:space="preserve">3. The Easycash check is to be </w:t>
-      </w:r>
-      <w:proofErr w:type="spellStart"/>
-      <w:r>
-        <w:rPr>
-          <w:sz w:val="15"/>
-          <w:szCs w:val="15"/>
-        </w:rPr>
-        <w:t>encashed</w:t>
-      </w:r>
-      <w:proofErr w:type="spellEnd"/>
-      <w:r>
-        <w:rPr>
-          <w:sz w:val="15"/>
-          <w:szCs w:val="15"/>
-        </w:rPr>
-        <w:t xml:space="preserve"> from the Banco De Oro Times Plaza Branch. Easycash is not liable for any encashment delay or related issues.</w:t>
+        <w:t>3. The Easycash check is to be encashed from the Banco De Oro Times Plaza Branch. Easycash is not liable for any encashment delay or related issues.</w:t>
       </w:r>
     </w:p>
     <w:p>
@@ -377,23 +343,7 @@
           <w:sz w:val="15"/>
           <w:szCs w:val="15"/>
         </w:rPr>
-        <w:t xml:space="preserve">5. A collection charge of at least </w:t>
-      </w:r>
-      <w:proofErr w:type="spellStart"/>
-      <w:r>
-        <w:rPr>
-          <w:sz w:val="15"/>
-          <w:szCs w:val="15"/>
-        </w:rPr>
-        <w:t>Php</w:t>
-      </w:r>
-      <w:proofErr w:type="spellEnd"/>
-      <w:r>
-        <w:rPr>
-          <w:sz w:val="15"/>
-          <w:szCs w:val="15"/>
-        </w:rPr>
-        <w:t xml:space="preserve"> 5,000 will be collected for collection actions.</w:t>
+        <w:t>5. A collection charge of at least Php 5,000 will be collected for collection actions.</w:t>
       </w:r>
     </w:p>
     <w:p>
@@ -500,120 +450,24 @@
           <w:sz w:val="15"/>
           <w:szCs w:val="15"/>
         </w:rPr>
-        <w:t xml:space="preserve">1. Payments shall be made through </w:t>
-      </w:r>
-      <w:proofErr w:type="spellStart"/>
-      <w:r>
-        <w:rPr>
-          <w:sz w:val="15"/>
-          <w:szCs w:val="15"/>
-        </w:rPr>
-        <w:t>Dragonpay</w:t>
-      </w:r>
-      <w:proofErr w:type="spellEnd"/>
-      <w:r>
-        <w:rPr>
-          <w:sz w:val="15"/>
-          <w:szCs w:val="15"/>
-        </w:rPr>
-        <w:t xml:space="preserve"> using the Lifetime ID Number. A </w:t>
-      </w:r>
-      <w:proofErr w:type="spellStart"/>
-      <w:r>
-        <w:rPr>
-          <w:sz w:val="15"/>
-          <w:szCs w:val="15"/>
-        </w:rPr>
-        <w:t>Dragonpay</w:t>
-      </w:r>
-      <w:proofErr w:type="spellEnd"/>
-      <w:r>
-        <w:rPr>
-          <w:sz w:val="15"/>
-          <w:szCs w:val="15"/>
-        </w:rPr>
-        <w:t xml:space="preserve"> Payment Instruction Guide is shared with the Borrower and/or Co-Borrower via email. Borrower shall pay the Php20.00 </w:t>
-      </w:r>
-      <w:proofErr w:type="spellStart"/>
-      <w:r>
-        <w:rPr>
-          <w:sz w:val="15"/>
-          <w:szCs w:val="15"/>
-        </w:rPr>
-        <w:t>Dragonpay</w:t>
-      </w:r>
-      <w:proofErr w:type="spellEnd"/>
-      <w:r>
-        <w:rPr>
-          <w:sz w:val="15"/>
-          <w:szCs w:val="15"/>
-        </w:rPr>
-        <w:t xml:space="preserve"> fee on top of the monthly amortization. All </w:t>
-      </w:r>
-      <w:proofErr w:type="spellStart"/>
-      <w:r>
-        <w:rPr>
-          <w:sz w:val="15"/>
-          <w:szCs w:val="15"/>
-        </w:rPr>
-        <w:t>Dragonpay</w:t>
-      </w:r>
-      <w:proofErr w:type="spellEnd"/>
-      <w:r>
-        <w:rPr>
-          <w:sz w:val="15"/>
-          <w:szCs w:val="15"/>
-        </w:rPr>
-        <w:t xml:space="preserve"> fees are for the Borrower’s account. Installment payments can be made through the following </w:t>
-      </w:r>
-      <w:proofErr w:type="spellStart"/>
-      <w:r>
-        <w:rPr>
-          <w:sz w:val="15"/>
-          <w:szCs w:val="15"/>
-        </w:rPr>
-        <w:t>Dragonpay</w:t>
-      </w:r>
-      <w:proofErr w:type="spellEnd"/>
-      <w:r>
-        <w:rPr>
-          <w:sz w:val="15"/>
-          <w:szCs w:val="15"/>
-        </w:rPr>
-        <w:t xml:space="preserve"> affiliates:</w:t>
-      </w:r>
-    </w:p>
-    <w:p>
-      <w:pPr>
-        <w:spacing w:line="240" w:lineRule="auto"/>
-        <w:jc w:val="both"/>
-        <w:rPr>
-          <w:sz w:val="15"/>
-          <w:szCs w:val="15"/>
-        </w:rPr>
-      </w:pPr>
-      <w:r>
-        <w:rPr>
-          <w:sz w:val="15"/>
-          <w:szCs w:val="15"/>
-        </w:rPr>
-        <w:t xml:space="preserve">○ </w:t>
-      </w:r>
-      <w:proofErr w:type="spellStart"/>
-      <w:r>
-        <w:rPr>
-          <w:sz w:val="15"/>
-          <w:szCs w:val="15"/>
-        </w:rPr>
-        <w:t>Cebuana</w:t>
-      </w:r>
-      <w:proofErr w:type="spellEnd"/>
-      <w:r>
-        <w:rPr>
-          <w:sz w:val="15"/>
-          <w:szCs w:val="15"/>
-        </w:rPr>
-        <w:t xml:space="preserve"> Lhuillier</w:t>
+        <w:t>1. Payments shall be made through Dragonpay using the Lifetime ID Number. A Dragonpay Payment Instruction Guide is shared with the Borrower and/or Co-Borrower via email. Borrower shall pay the Php20.00 Dragonpay fee on top of the monthly amortization. All Dragonpay fees are for the Borrower’s account. Installment payments can be made through the following Dragonpay affiliates:</w:t>
+      </w:r>
+    </w:p>
+    <w:p>
+      <w:pPr>
+        <w:spacing w:line="240" w:lineRule="auto"/>
+        <w:jc w:val="both"/>
+        <w:rPr>
+          <w:sz w:val="15"/>
+          <w:szCs w:val="15"/>
+        </w:rPr>
+      </w:pPr>
+      <w:r>
+        <w:rPr>
+          <w:sz w:val="15"/>
+          <w:szCs w:val="15"/>
+        </w:rPr>
+        <w:t>○ Cebuana Lhuillier</w:t>
       </w:r>
     </w:p>
     <w:p>
@@ -681,43 +535,25 @@
           <w:sz w:val="15"/>
           <w:szCs w:val="15"/>
         </w:rPr>
-        <w:t xml:space="preserve">○ SM Department Stores / Supermarket / </w:t>
-      </w:r>
-      <w:proofErr w:type="spellStart"/>
-      <w:r>
-        <w:rPr>
-          <w:sz w:val="15"/>
-          <w:szCs w:val="15"/>
-        </w:rPr>
-        <w:t>Savemore</w:t>
-      </w:r>
-      <w:proofErr w:type="spellEnd"/>
-    </w:p>
-    <w:p>
-      <w:pPr>
-        <w:spacing w:line="240" w:lineRule="auto"/>
-        <w:jc w:val="both"/>
-        <w:rPr>
-          <w:sz w:val="15"/>
-          <w:szCs w:val="15"/>
-        </w:rPr>
-      </w:pPr>
-      <w:r>
-        <w:rPr>
-          <w:sz w:val="15"/>
-          <w:szCs w:val="15"/>
-        </w:rPr>
-        <w:t xml:space="preserve">○ </w:t>
-      </w:r>
-      <w:proofErr w:type="spellStart"/>
-      <w:r>
-        <w:rPr>
-          <w:sz w:val="15"/>
-          <w:szCs w:val="15"/>
-        </w:rPr>
-        <w:t>ECPay</w:t>
-      </w:r>
-      <w:proofErr w:type="spellEnd"/>
+        <w:t>○ SM Department Stores / Supermarket / Savemore</w:t>
+      </w:r>
+    </w:p>
+    <w:p>
+      <w:pPr>
+        <w:spacing w:line="240" w:lineRule="auto"/>
+        <w:jc w:val="both"/>
+        <w:rPr>
+          <w:sz w:val="15"/>
+          <w:szCs w:val="15"/>
+        </w:rPr>
+      </w:pPr>
+      <w:r>
+        <w:rPr>
+          <w:sz w:val="15"/>
+          <w:szCs w:val="15"/>
+        </w:rPr>
+        <w:t>○ ECPay</w:t>
+      </w:r>
     </w:p>
     <w:p>
       <w:pPr>
@@ -759,17 +595,8 @@
           <w:sz w:val="15"/>
           <w:szCs w:val="15"/>
         </w:rPr>
-        <w:t xml:space="preserve">○ </w:t>
-      </w:r>
-      <w:proofErr w:type="spellStart"/>
-      <w:r>
-        <w:rPr>
-          <w:sz w:val="15"/>
-          <w:szCs w:val="15"/>
-        </w:rPr>
-        <w:t>GCash</w:t>
-      </w:r>
-      <w:proofErr w:type="spellEnd"/>
+        <w:t>○ GCash</w:t>
+      </w:r>
     </w:p>
     <w:p>
       <w:pPr>
@@ -1375,31 +1202,8 @@
                 <w:bCs/>
                 <w:sz w:val="16"/>
                 <w:szCs w:val="16"/>
-                <w:lang w:val="en-ID"/>
               </w:rPr>
-              <w:t>{</w:t>
-            </w:r>
-            <w:proofErr w:type="spellStart"/>
-            <w:r>
-              <w:rPr>
-                <w:b/>
-                <w:bCs/>
-                <w:sz w:val="16"/>
-                <w:szCs w:val="16"/>
-                <w:lang w:val="en-ID"/>
-              </w:rPr>
-              <w:t>BorrowerName</w:t>
-            </w:r>
-            <w:proofErr w:type="spellEnd"/>
-            <w:r>
-              <w:rPr>
-                <w:b/>
-                <w:bCs/>
-                <w:sz w:val="16"/>
-                <w:szCs w:val="16"/>
-                <w:lang w:val="en-ID"/>
-              </w:rPr>
-              <w:t>}</w:t>
+              <w:t>{BorrowerName}</w:t>
             </w:r>
           </w:p>
           <w:p>
@@ -1483,6 +1287,15 @@
                 <w:u w:val="single"/>
               </w:rPr>
               <w:br/>
+            </w:r>
+            <w:r>
+              <w:rPr>
+                <w:b/>
+                <w:bCs/>
+                <w:sz w:val="16"/>
+                <w:szCs w:val="16"/>
+              </w:rPr>
+              <w:t>{CoBorrowerName}</w:t>
             </w:r>
           </w:p>
           <w:p>

--- a/app/backend/templates/LOAN_AGREEMENT_SALARY.docx
+++ b/app/backend/templates/LOAN_AGREEMENT_SALARY.docx
@@ -1195,6 +1195,14 @@
                 <w:u w:val="single"/>
               </w:rPr>
               <w:br/>
+            </w:r>
+            <w:r>
+              <w:rPr>
+                <w:color w:val="FFFFFF"/>
+                <w:sz w:val="2"/>
+                <w:szCs w:val="2"/>
+              </w:rPr>
+              <w:t xml:space="preserve">[[SIGNATURE_ANCHOR]]</w:t>
             </w:r>
             <w:r>
               <w:rPr>

--- a/app/backend/templates/LOAN_AGREEMENT_SALARY.docx
+++ b/app/backend/templates/LOAN_AGREEMENT_SALARY.docx
@@ -1297,6 +1297,14 @@
               <w:br/>
             </w:r>
             <w:r>
+              <w:r>
+                <w:rPr>
+                  <w:color w:val="FFFFFF"/>
+                  <w:sz w:val="2"/>
+                  <w:szCs w:val="2"/>
+                </w:rPr>
+                <w:t xml:space="preserve">[[SIGNATURE_ANCHOR_CO_BORROWER]]</w:t>
+              </w:r>
               <w:rPr>
                 <w:b/>
                 <w:bCs/>

--- a/app/backend/templates/LOAN_AGREEMENT_SALARY.docx
+++ b/app/backend/templates/LOAN_AGREEMENT_SALARY.docx
@@ -1,6 +1,6 @@
 
 <file path=word/document.xml><?xml version="1.0" encoding="utf-8"?>
-<w:document xmlns:wpc="http://schemas.microsoft.com/office/word/2010/wordprocessingCanvas" xmlns:cx="http://schemas.microsoft.com/office/drawing/2014/chartex" xmlns:cx1="http://schemas.microsoft.com/office/drawing/2015/9/8/chartex" xmlns:cx2="http://schemas.microsoft.com/office/drawing/2015/10/21/chartex" xmlns:cx3="http://schemas.microsoft.com/office/drawing/2016/5/9/chartex" xmlns:cx4="http://schemas.microsoft.com/office/drawing/2016/5/10/chartex" xmlns:cx5="http://schemas.microsoft.com/office/drawing/2016/5/11/chartex" xmlns:cx6="http://schemas.microsoft.com/office/drawing/2016/5/12/chartex" xmlns:cx7="http://schemas.microsoft.com/office/drawing/2016/5/13/chartex" xmlns:cx8="http://schemas.microsoft.com/office/drawing/2016/5/14/chartex" xmlns:mc="http://schemas.openxmlformats.org/markup-compatibility/2006" xmlns:aink="http://schemas.microsoft.com/office/drawing/2016/ink" xmlns:am3d="http://schemas.microsoft.com/office/drawing/2017/model3d" xmlns:o="urn:schemas-microsoft-com:office:office" xmlns:oel="http://schemas.microsoft.com/office/2019/extlst" xmlns:r="http://schemas.openxmlformats.org/officeDocument/2006/relationships" xmlns:m="http://schemas.openxmlformats.org/officeDocument/2006/math" xmlns:v="urn:schemas-microsoft-com:vml" xmlns:wp14="http://schemas.microsoft.com/office/word/2010/wordprocessingDrawing" xmlns:wp="http://schemas.openxmlformats.org/drawingml/2006/wordprocessingDrawing" xmlns:w10="urn:schemas-microsoft-com:office:word" xmlns:w="http://schemas.openxmlformats.org/wordprocessingml/2006/main" xmlns:w14="http://schemas.microsoft.com/office/word/2010/wordml" xmlns:w15="http://schemas.microsoft.com/office/word/2012/wordml" xmlns:w16cex="http://schemas.microsoft.com/office/word/2018/wordml/cex" xmlns:w16cid="http://schemas.microsoft.com/office/word/2016/wordml/cid" xmlns:w16="http://schemas.microsoft.com/office/word/2018/wordml" xmlns:w16du="http://schemas.microsoft.com/office/word/2023/wordml/word16du" xmlns:w16sdtdh="http://schemas.microsoft.com/office/word/2020/wordml/sdtdatahash" xmlns:w16sdtfl="http://schemas.microsoft.com/office/word/2024/wordml/sdtformatlock" xmlns:w16se="http://schemas.microsoft.com/office/word/2015/wordml/symex" xmlns:wpg="http://schemas.microsoft.com/office/word/2010/wordprocessingGroup" xmlns:wpi="http://schemas.microsoft.com/office/word/2010/wordprocessingInk" xmlns:wne="http://schemas.microsoft.com/office/word/2006/wordml" xmlns:wps="http://schemas.microsoft.com/office/word/2010/wordprocessingShape" mc:Ignorable="w14 w15 w16se w16cid w16 w16cex w16sdtdh w16sdtfl w16du wp14">
+<w:document xmlns:wpc="http://schemas.microsoft.com/office/word/2010/wordprocessingCanvas" xmlns:cx="http://schemas.microsoft.com/office/drawing/2014/chartex" xmlns:cx1="http://schemas.microsoft.com/office/drawing/2015/9/8/chartex" xmlns:cx2="http://schemas.microsoft.com/office/drawing/2015/10/21/chartex" xmlns:cx3="http://schemas.microsoft.com/office/drawing/2016/5/9/chartex" xmlns:cx4="http://schemas.microsoft.com/office/drawing/2016/5/10/chartex" xmlns:cx5="http://schemas.microsoft.com/office/drawing/2016/5/11/chartex" xmlns:cx6="http://schemas.microsoft.com/office/drawing/2016/5/12/chartex" xmlns:cx7="http://schemas.microsoft.com/office/drawing/2016/5/13/chartex" xmlns:cx8="http://schemas.microsoft.com/office/drawing/2016/5/14/chartex" xmlns:mc="http://schemas.openxmlformats.org/markup-compatibility/2006" xmlns:aink="http://schemas.microsoft.com/office/drawing/2016/ink" xmlns:am3d="http://schemas.microsoft.com/office/drawing/2017/model3d" xmlns:o="urn:schemas-microsoft-com:office:office" xmlns:oel="http://schemas.microsoft.com/office/2019/extlst" xmlns:r="http://schemas.openxmlformats.org/officeDocument/2006/relationships" xmlns:m="http://schemas.openxmlformats.org/officeDocument/2006/math" xmlns:v="urn:schemas-microsoft-com:vml" xmlns:wp14="http://schemas.microsoft.com/office/word/2010/wordprocessingDrawing" xmlns:wp="http://schemas.openxmlformats.org/drawingml/2006/wordprocessingDrawing" xmlns:w10="urn:schemas-microsoft-com:office:word" xmlns:w="http://schemas.openxmlformats.org/wordprocessingml/2006/main" xmlns:w14="http://schemas.microsoft.com/office/word/2010/wordml" xmlns:w15="http://schemas.microsoft.com/office/word/2012/wordml" xmlns:w16cei="http://schemas.microsoft.com/office/word/2026/wordml/cei" xmlns:w16cex="http://schemas.microsoft.com/office/word/2018/wordml/cex" xmlns:w16cid="http://schemas.microsoft.com/office/word/2016/wordml/cid" xmlns:w16="http://schemas.microsoft.com/office/word/2018/wordml" xmlns:w16du="http://schemas.microsoft.com/office/word/2023/wordml/word16du" xmlns:w16sdtdh="http://schemas.microsoft.com/office/word/2020/wordml/sdtdatahash" xmlns:w16sdtfl="http://schemas.microsoft.com/office/word/2024/wordml/sdtformatlock" xmlns:w16se="http://schemas.microsoft.com/office/word/2015/wordml/symex" xmlns:wpg="http://schemas.microsoft.com/office/word/2010/wordprocessingGroup" xmlns:wpi="http://schemas.microsoft.com/office/word/2010/wordprocessingInk" xmlns:wne="http://schemas.microsoft.com/office/word/2006/wordml" xmlns:wps="http://schemas.microsoft.com/office/word/2010/wordprocessingShape" mc:Ignorable="w14 w15 w16se w16cid w16 w16cex w16sdtdh w16sdtfl w16du wp14">
   <w:body>
     <w:p>
       <w:pPr>
@@ -48,13 +48,95 @@
           <w:lang w:val="en-ID"/>
         </w:rPr>
       </w:pPr>
+      <w:proofErr w:type="gramStart"/>
       <w:r>
         <w:rPr>
           <w:sz w:val="15"/>
           <w:szCs w:val="15"/>
           <w:lang w:val="en-ID"/>
         </w:rPr>
-        <w:t>[ ] ATM [ ] PDC [ ] Dragonpay [ ] Special</w:t>
+        <w:t>[ ]</w:t>
+      </w:r>
+      <w:proofErr w:type="gramEnd"/>
+      <w:r>
+        <w:rPr>
+          <w:sz w:val="15"/>
+          <w:szCs w:val="15"/>
+          <w:lang w:val="en-ID"/>
+        </w:rPr>
+        <w:t xml:space="preserve"> ATM </w:t>
+      </w:r>
+      <w:proofErr w:type="gramStart"/>
+      <w:r>
+        <w:rPr>
+          <w:sz w:val="15"/>
+          <w:szCs w:val="15"/>
+          <w:lang w:val="en-ID"/>
+        </w:rPr>
+        <w:t>[ ]</w:t>
+      </w:r>
+      <w:proofErr w:type="gramEnd"/>
+      <w:r>
+        <w:rPr>
+          <w:sz w:val="15"/>
+          <w:szCs w:val="15"/>
+          <w:lang w:val="en-ID"/>
+        </w:rPr>
+        <w:t xml:space="preserve"> PDC </w:t>
+      </w:r>
+      <w:proofErr w:type="gramStart"/>
+      <w:r>
+        <w:rPr>
+          <w:sz w:val="15"/>
+          <w:szCs w:val="15"/>
+          <w:lang w:val="en-ID"/>
+        </w:rPr>
+        <w:t>[ ]</w:t>
+      </w:r>
+      <w:proofErr w:type="gramEnd"/>
+      <w:r>
+        <w:rPr>
+          <w:sz w:val="15"/>
+          <w:szCs w:val="15"/>
+          <w:lang w:val="en-ID"/>
+        </w:rPr>
+        <w:t xml:space="preserve"> </w:t>
+      </w:r>
+      <w:proofErr w:type="spellStart"/>
+      <w:r>
+        <w:rPr>
+          <w:sz w:val="15"/>
+          <w:szCs w:val="15"/>
+          <w:lang w:val="en-ID"/>
+        </w:rPr>
+        <w:t>Dragonpay</w:t>
+      </w:r>
+      <w:proofErr w:type="spellEnd"/>
+      <w:r>
+        <w:rPr>
+          <w:sz w:val="15"/>
+          <w:szCs w:val="15"/>
+          <w:lang w:val="en-ID"/>
+        </w:rPr>
+        <w:t xml:space="preserve"> </w:t>
+      </w:r>
+      <w:proofErr w:type="gramStart"/>
+      <w:r>
+        <w:rPr>
+          <w:sz w:val="15"/>
+          <w:szCs w:val="15"/>
+          <w:lang w:val="en-ID"/>
+        </w:rPr>
+        <w:t>[ ]</w:t>
+      </w:r>
+      <w:proofErr w:type="gramEnd"/>
+      <w:r>
+        <w:rPr>
+          <w:sz w:val="15"/>
+          <w:szCs w:val="15"/>
+          <w:lang w:val="en-ID"/>
+        </w:rPr>
+        <w:t xml:space="preserve"> Special</w:t>
       </w:r>
     </w:p>
     <w:p>
@@ -97,8 +179,65 @@
           <w:sz w:val="15"/>
           <w:szCs w:val="15"/>
         </w:rPr>
-        <w:t>Easycash Lending Company, Inc., herein referred to as “Easycash”, with principal office at Unit 9, Ground Floor, The Midland Plaza M Adriatico, Barangay 669 Ermita, 1000, Manila, and the Borrower,  and Co-Borrower,  with address at  and , respectively, hereby agree to enter into this Loan Agreement this .</w:t>
-      </w:r>
+        <w:t xml:space="preserve">Easycash Lending Company, Inc., herein referred to as “Easycash”, with principal office at Unit 9, Ground Floor, The Midland Plaza M Adriatico, Barangay 669 Ermita, 1000, Manila, and the </w:t>
+      </w:r>
+      <w:proofErr w:type="gramStart"/>
+      <w:r>
+        <w:rPr>
+          <w:sz w:val="15"/>
+          <w:szCs w:val="15"/>
+        </w:rPr>
+        <w:t>Borrower,  and</w:t>
+      </w:r>
+      <w:proofErr w:type="gramEnd"/>
+      <w:r>
+        <w:rPr>
+          <w:sz w:val="15"/>
+          <w:szCs w:val="15"/>
+        </w:rPr>
+        <w:t xml:space="preserve"> Co-</w:t>
+      </w:r>
+      <w:proofErr w:type="gramStart"/>
+      <w:r>
+        <w:rPr>
+          <w:sz w:val="15"/>
+          <w:szCs w:val="15"/>
+        </w:rPr>
+        <w:t>Borrower,  with</w:t>
+      </w:r>
+      <w:proofErr w:type="gramEnd"/>
+      <w:r>
+        <w:rPr>
+          <w:sz w:val="15"/>
+          <w:szCs w:val="15"/>
+        </w:rPr>
+        <w:t xml:space="preserve"> address </w:t>
+      </w:r>
+      <w:proofErr w:type="gramStart"/>
+      <w:r>
+        <w:rPr>
+          <w:sz w:val="15"/>
+          <w:szCs w:val="15"/>
+        </w:rPr>
+        <w:t>at  and</w:t>
+      </w:r>
+      <w:proofErr w:type="gramEnd"/>
+      <w:r>
+        <w:rPr>
+          <w:sz w:val="15"/>
+          <w:szCs w:val="15"/>
+        </w:rPr>
+        <w:t xml:space="preserve"> , respectively, hereby agree to enter into this Loan Agreement </w:t>
+      </w:r>
+      <w:proofErr w:type="gramStart"/>
+      <w:r>
+        <w:rPr>
+          <w:sz w:val="15"/>
+          <w:szCs w:val="15"/>
+        </w:rPr>
+        <w:t>this .</w:t>
+      </w:r>
+      <w:proofErr w:type="gramEnd"/>
     </w:p>
     <w:p>
       <w:pPr>
@@ -193,7 +332,23 @@
           <w:sz w:val="15"/>
           <w:szCs w:val="15"/>
         </w:rPr>
-        <w:t>1. Easycash disbursed the loan in the amount of  through an Easycash check under the check number.</w:t>
+        <w:t xml:space="preserve">1. Easycash disbursed the loan in the amount </w:t>
+      </w:r>
+      <w:proofErr w:type="gramStart"/>
+      <w:r>
+        <w:rPr>
+          <w:sz w:val="15"/>
+          <w:szCs w:val="15"/>
+        </w:rPr>
+        <w:t>of  through</w:t>
+      </w:r>
+      <w:proofErr w:type="gramEnd"/>
+      <w:r>
+        <w:rPr>
+          <w:sz w:val="15"/>
+          <w:szCs w:val="15"/>
+        </w:rPr>
+        <w:t xml:space="preserve"> an Easycash check under the check number.</w:t>
       </w:r>
     </w:p>
     <w:p>
@@ -227,7 +382,23 @@
           <w:sz w:val="15"/>
           <w:szCs w:val="15"/>
         </w:rPr>
-        <w:t>3. The Easycash check is to be encashed from the Banco De Oro Times Plaza Branch. Easycash is not liable for any encashment delay or related issues.</w:t>
+        <w:t xml:space="preserve">3. The Easycash check is to be </w:t>
+      </w:r>
+      <w:proofErr w:type="spellStart"/>
+      <w:r>
+        <w:rPr>
+          <w:sz w:val="15"/>
+          <w:szCs w:val="15"/>
+        </w:rPr>
+        <w:t>encashed</w:t>
+      </w:r>
+      <w:proofErr w:type="spellEnd"/>
+      <w:r>
+        <w:rPr>
+          <w:sz w:val="15"/>
+          <w:szCs w:val="15"/>
+        </w:rPr>
+        <w:t xml:space="preserve"> from the Banco De Oro Times Plaza Branch. Easycash is not liable for any encashment delay or related issues.</w:t>
       </w:r>
     </w:p>
     <w:p>
@@ -343,7 +514,23 @@
           <w:sz w:val="15"/>
           <w:szCs w:val="15"/>
         </w:rPr>
-        <w:t>5. A collection charge of at least Php 5,000 will be collected for collection actions.</w:t>
+        <w:t xml:space="preserve">5. A collection charge of at least </w:t>
+      </w:r>
+      <w:proofErr w:type="spellStart"/>
+      <w:r>
+        <w:rPr>
+          <w:sz w:val="15"/>
+          <w:szCs w:val="15"/>
+        </w:rPr>
+        <w:t>Php</w:t>
+      </w:r>
+      <w:proofErr w:type="spellEnd"/>
+      <w:r>
+        <w:rPr>
+          <w:sz w:val="15"/>
+          <w:szCs w:val="15"/>
+        </w:rPr>
+        <w:t xml:space="preserve"> 5,000 will be collected for collection actions.</w:t>
       </w:r>
     </w:p>
     <w:p>
@@ -450,24 +637,120 @@
           <w:sz w:val="15"/>
           <w:szCs w:val="15"/>
         </w:rPr>
-        <w:t>1. Payments shall be made through Dragonpay using the Lifetime ID Number. A Dragonpay Payment Instruction Guide is shared with the Borrower and/or Co-Borrower via email. Borrower shall pay the Php20.00 Dragonpay fee on top of the monthly amortization. All Dragonpay fees are for the Borrower’s account. Installment payments can be made through the following Dragonpay affiliates:</w:t>
-      </w:r>
-    </w:p>
-    <w:p>
-      <w:pPr>
-        <w:spacing w:line="240" w:lineRule="auto"/>
-        <w:jc w:val="both"/>
-        <w:rPr>
-          <w:sz w:val="15"/>
-          <w:szCs w:val="15"/>
-        </w:rPr>
-      </w:pPr>
-      <w:r>
-        <w:rPr>
-          <w:sz w:val="15"/>
-          <w:szCs w:val="15"/>
-        </w:rPr>
-        <w:t>○ Cebuana Lhuillier</w:t>
+        <w:t xml:space="preserve">1. Payments shall be made through </w:t>
+      </w:r>
+      <w:proofErr w:type="spellStart"/>
+      <w:r>
+        <w:rPr>
+          <w:sz w:val="15"/>
+          <w:szCs w:val="15"/>
+        </w:rPr>
+        <w:t>Dragonpay</w:t>
+      </w:r>
+      <w:proofErr w:type="spellEnd"/>
+      <w:r>
+        <w:rPr>
+          <w:sz w:val="15"/>
+          <w:szCs w:val="15"/>
+        </w:rPr>
+        <w:t xml:space="preserve"> using the Lifetime ID Number. A </w:t>
+      </w:r>
+      <w:proofErr w:type="spellStart"/>
+      <w:r>
+        <w:rPr>
+          <w:sz w:val="15"/>
+          <w:szCs w:val="15"/>
+        </w:rPr>
+        <w:t>Dragonpay</w:t>
+      </w:r>
+      <w:proofErr w:type="spellEnd"/>
+      <w:r>
+        <w:rPr>
+          <w:sz w:val="15"/>
+          <w:szCs w:val="15"/>
+        </w:rPr>
+        <w:t xml:space="preserve"> Payment Instruction Guide is shared with the Borrower and/or Co-Borrower via email. Borrower shall pay the Php20.00 </w:t>
+      </w:r>
+      <w:proofErr w:type="spellStart"/>
+      <w:r>
+        <w:rPr>
+          <w:sz w:val="15"/>
+          <w:szCs w:val="15"/>
+        </w:rPr>
+        <w:t>Dragonpay</w:t>
+      </w:r>
+      <w:proofErr w:type="spellEnd"/>
+      <w:r>
+        <w:rPr>
+          <w:sz w:val="15"/>
+          <w:szCs w:val="15"/>
+        </w:rPr>
+        <w:t xml:space="preserve"> fee on top of the monthly amortization. All </w:t>
+      </w:r>
+      <w:proofErr w:type="spellStart"/>
+      <w:r>
+        <w:rPr>
+          <w:sz w:val="15"/>
+          <w:szCs w:val="15"/>
+        </w:rPr>
+        <w:t>Dragonpay</w:t>
+      </w:r>
+      <w:proofErr w:type="spellEnd"/>
+      <w:r>
+        <w:rPr>
+          <w:sz w:val="15"/>
+          <w:szCs w:val="15"/>
+        </w:rPr>
+        <w:t xml:space="preserve"> fees are for the Borrower’s account. Installment payments can be made through the following </w:t>
+      </w:r>
+      <w:proofErr w:type="spellStart"/>
+      <w:r>
+        <w:rPr>
+          <w:sz w:val="15"/>
+          <w:szCs w:val="15"/>
+        </w:rPr>
+        <w:t>Dragonpay</w:t>
+      </w:r>
+      <w:proofErr w:type="spellEnd"/>
+      <w:r>
+        <w:rPr>
+          <w:sz w:val="15"/>
+          <w:szCs w:val="15"/>
+        </w:rPr>
+        <w:t xml:space="preserve"> affiliates:</w:t>
+      </w:r>
+    </w:p>
+    <w:p>
+      <w:pPr>
+        <w:spacing w:line="240" w:lineRule="auto"/>
+        <w:jc w:val="both"/>
+        <w:rPr>
+          <w:sz w:val="15"/>
+          <w:szCs w:val="15"/>
+        </w:rPr>
+      </w:pPr>
+      <w:r>
+        <w:rPr>
+          <w:sz w:val="15"/>
+          <w:szCs w:val="15"/>
+        </w:rPr>
+        <w:t xml:space="preserve">○ </w:t>
+      </w:r>
+      <w:proofErr w:type="spellStart"/>
+      <w:r>
+        <w:rPr>
+          <w:sz w:val="15"/>
+          <w:szCs w:val="15"/>
+        </w:rPr>
+        <w:t>Cebuana</w:t>
+      </w:r>
+      <w:proofErr w:type="spellEnd"/>
+      <w:r>
+        <w:rPr>
+          <w:sz w:val="15"/>
+          <w:szCs w:val="15"/>
+        </w:rPr>
+        <w:t xml:space="preserve"> Lhuillier</w:t>
       </w:r>
     </w:p>
     <w:p>
@@ -535,25 +818,43 @@
           <w:sz w:val="15"/>
           <w:szCs w:val="15"/>
         </w:rPr>
-        <w:t>○ SM Department Stores / Supermarket / Savemore</w:t>
-      </w:r>
-    </w:p>
-    <w:p>
-      <w:pPr>
-        <w:spacing w:line="240" w:lineRule="auto"/>
-        <w:jc w:val="both"/>
-        <w:rPr>
-          <w:sz w:val="15"/>
-          <w:szCs w:val="15"/>
-        </w:rPr>
-      </w:pPr>
-      <w:r>
-        <w:rPr>
-          <w:sz w:val="15"/>
-          <w:szCs w:val="15"/>
-        </w:rPr>
-        <w:t>○ ECPay</w:t>
-      </w:r>
+        <w:t xml:space="preserve">○ SM Department Stores / Supermarket / </w:t>
+      </w:r>
+      <w:proofErr w:type="spellStart"/>
+      <w:r>
+        <w:rPr>
+          <w:sz w:val="15"/>
+          <w:szCs w:val="15"/>
+        </w:rPr>
+        <w:t>Savemore</w:t>
+      </w:r>
+      <w:proofErr w:type="spellEnd"/>
+    </w:p>
+    <w:p>
+      <w:pPr>
+        <w:spacing w:line="240" w:lineRule="auto"/>
+        <w:jc w:val="both"/>
+        <w:rPr>
+          <w:sz w:val="15"/>
+          <w:szCs w:val="15"/>
+        </w:rPr>
+      </w:pPr>
+      <w:r>
+        <w:rPr>
+          <w:sz w:val="15"/>
+          <w:szCs w:val="15"/>
+        </w:rPr>
+        <w:t xml:space="preserve">○ </w:t>
+      </w:r>
+      <w:proofErr w:type="spellStart"/>
+      <w:r>
+        <w:rPr>
+          <w:sz w:val="15"/>
+          <w:szCs w:val="15"/>
+        </w:rPr>
+        <w:t>ECPay</w:t>
+      </w:r>
+      <w:proofErr w:type="spellEnd"/>
     </w:p>
     <w:p>
       <w:pPr>
@@ -595,8 +896,17 @@
           <w:sz w:val="15"/>
           <w:szCs w:val="15"/>
         </w:rPr>
-        <w:t>○ GCash</w:t>
-      </w:r>
+        <w:t xml:space="preserve">○ </w:t>
+      </w:r>
+      <w:proofErr w:type="spellStart"/>
+      <w:r>
+        <w:rPr>
+          <w:sz w:val="15"/>
+          <w:szCs w:val="15"/>
+        </w:rPr>
+        <w:t>GCash</w:t>
+      </w:r>
+      <w:proofErr w:type="spellEnd"/>
     </w:p>
     <w:p>
       <w:pPr>
@@ -1163,7 +1473,6 @@
                 <w:bCs/>
                 <w:sz w:val="16"/>
                 <w:szCs w:val="16"/>
-                <w:lang w:val="en-ID"/>
               </w:rPr>
             </w:pPr>
             <w:r>
@@ -1202,7 +1511,16 @@
                 <w:sz w:val="2"/>
                 <w:szCs w:val="2"/>
               </w:rPr>
-              <w:t xml:space="preserve">[[SIGNATURE_ANCHOR]]</w:t>
+              <w:t>ANCHOR</w:t>
+            </w:r>
+            <w:proofErr w:type="gramStart"/>
+            <w:r>
+              <w:rPr>
+                <w:color w:val="FFFFFF"/>
+                <w:sz w:val="2"/>
+                <w:szCs w:val="2"/>
+              </w:rPr>
+              <w:t>]]</w:t>
             </w:r>
             <w:r>
               <w:rPr>
@@ -1210,24 +1528,32 @@
                 <w:bCs/>
                 <w:sz w:val="16"/>
                 <w:szCs w:val="16"/>
+                <w:u w:val="single"/>
               </w:rPr>
-              <w:t>{BorrowerName}</w:t>
+              <w:t>{</w:t>
             </w:r>
-          </w:p>
-          <w:p>
-            <w:pPr>
-              <w:jc w:val="center"/>
+            <w:proofErr w:type="spellStart"/>
+            <w:proofErr w:type="gramEnd"/>
+            <w:r>
               <w:rPr>
+                <w:b/>
+                <w:bCs/>
                 <w:sz w:val="16"/>
                 <w:szCs w:val="16"/>
+                <w:u w:val="single"/>
               </w:rPr>
-            </w:pPr>
+              <w:t>BorrowerName</w:t>
+            </w:r>
+            <w:proofErr w:type="spellEnd"/>
             <w:r>
               <w:rPr>
+                <w:b/>
+                <w:bCs/>
                 <w:sz w:val="16"/>
                 <w:szCs w:val="16"/>
+                <w:u w:val="single"/>
               </w:rPr>
-              <w:t>BORROWER SIGNATURE OVER PRINTED NAME</w:t>
+              <w:t>}</w:t>
             </w:r>
           </w:p>
           <w:p>
@@ -1297,21 +1623,36 @@
               <w:br/>
             </w:r>
             <w:r>
-              <w:r>
-                <w:rPr>
-                  <w:color w:val="FFFFFF"/>
-                  <w:sz w:val="2"/>
-                  <w:szCs w:val="2"/>
-                </w:rPr>
-                <w:t xml:space="preserve">[[SIGNATURE_ANCHOR_CO_BORROWER]]</w:t>
-              </w:r>
               <w:rPr>
                 <w:b/>
                 <w:bCs/>
                 <w:sz w:val="16"/>
                 <w:szCs w:val="16"/>
+                <w:u w:val="single"/>
               </w:rPr>
-              <w:t>{CoBorrowerName}</w:t>
+              <w:t>{</w:t>
+            </w:r>
+            <w:proofErr w:type="spellStart"/>
+            <w:r>
+              <w:rPr>
+                <w:b/>
+                <w:bCs/>
+                <w:sz w:val="16"/>
+                <w:szCs w:val="16"/>
+                <w:u w:val="single"/>
+              </w:rPr>
+              <w:t>CoBorrowerName</w:t>
+            </w:r>
+            <w:proofErr w:type="spellEnd"/>
+            <w:r>
+              <w:rPr>
+                <w:b/>
+                <w:bCs/>
+                <w:sz w:val="16"/>
+                <w:szCs w:val="16"/>
+                <w:u w:val="single"/>
+              </w:rPr>
+              <w:t>}</w:t>
             </w:r>
           </w:p>
           <w:p>
@@ -1322,13 +1663,6 @@
                 <w:szCs w:val="16"/>
               </w:rPr>
             </w:pPr>
-            <w:r>
-              <w:rPr>
-                <w:sz w:val="16"/>
-                <w:szCs w:val="16"/>
-              </w:rPr>
-              <w:t>CO-BORROWER SIGNATURE OVER PRINTED NAME</w:t>
-            </w:r>
           </w:p>
           <w:p>
             <w:pPr>
@@ -1977,6 +2311,7 @@
   <w:style w:type="character" w:default="1" w:styleId="DefaultParagraphFont">
     <w:name w:val="Default Paragraph Font"/>
     <w:uiPriority w:val="1"/>
+    <w:semiHidden/>
     <w:unhideWhenUsed/>
   </w:style>
   <w:style w:type="table" w:default="1" w:styleId="TableNormal">
@@ -2059,19 +2394,6 @@
     <w:pPr>
       <w:spacing w:line="240" w:lineRule="auto"/>
     </w:pPr>
-  </w:style>
-  <w:style w:type="paragraph" w:styleId="NormalWeb">
-    <w:name w:val="Normal (Web)"/>
-    <w:basedOn w:val="Normal"/>
-    <w:uiPriority w:val="99"/>
-    <w:semiHidden/>
-    <w:unhideWhenUsed/>
-    <w:rsid w:val="00352279"/>
-    <w:rPr>
-      <w:rFonts w:ascii="Times New Roman" w:hAnsi="Times New Roman" w:cs="Times New Roman"/>
-      <w:sz w:val="24"/>
-      <w:szCs w:val="24"/>
-    </w:rPr>
   </w:style>
 </w:styles>
 </file>
